--- a/docs/Poster.docx
+++ b/docs/Poster.docx
@@ -238,6 +238,61 @@
       </w:pPr>
       <w:r>
         <w:t xml:space="preserve">The EPA’s Hazard Index Maximum Contaminant Level (MCL) is set at 1, meaning there are potential elevated health risks for drinking water with hazard index levels exceeding 1.</w:t>
+      </w:r>
+    </w:p>
+    <w:p>
+      <w:pPr>
+        <w:pStyle w:val="SourceCode"/>
+      </w:pPr>
+      <w:r>
+        <w:rPr>
+          <w:rStyle w:val="VerbatimChar"/>
+        </w:rPr>
+        <w:t xml:space="preserve">Error: object 'system_locations' not found</w:t>
+      </w:r>
+    </w:p>
+    <w:p>
+      <w:pPr>
+        <w:pStyle w:val="SourceCode"/>
+      </w:pPr>
+      <w:r>
+        <w:rPr>
+          <w:rStyle w:val="VerbatimChar"/>
+        </w:rPr>
+        <w:t xml:space="preserve">Error: object 'metrics_table' not found</w:t>
+      </w:r>
+    </w:p>
+    <w:p>
+      <w:pPr>
+        <w:pStyle w:val="SourceCode"/>
+      </w:pPr>
+      <w:r>
+        <w:rPr>
+          <w:rStyle w:val="VerbatimChar"/>
+        </w:rPr>
+        <w:t xml:space="preserve">Error: object 'gt_metrics' not found</w:t>
+      </w:r>
+    </w:p>
+    <w:p>
+      <w:pPr>
+        <w:pStyle w:val="SourceCode"/>
+      </w:pPr>
+      <w:r>
+        <w:rPr>
+          <w:rStyle w:val="VerbatimChar"/>
+        </w:rPr>
+        <w:t xml:space="preserve">Error in continuous_scale(aesthetics, name = name, palette = div_gradient_pal(low, : formal argument "palette" matched by multiple actual arguments</w:t>
+      </w:r>
+    </w:p>
+    <w:p>
+      <w:pPr>
+        <w:pStyle w:val="SourceCode"/>
+      </w:pPr>
+      <w:r>
+        <w:rPr>
+          <w:rStyle w:val="VerbatimChar"/>
+        </w:rPr>
+        <w:t xml:space="preserve">Error: object 'map_plot2' not found</w:t>
       </w:r>
     </w:p>
     <w:bookmarkEnd w:id="21"/>
